--- a/Fase_2/Evidencias-Grupales/2.3_APT122_FormativaAvance Fase2.docx
+++ b/Fase_2/Evidencias-Grupales/2.3_APT122_FormativaAvance Fase2.docx
@@ -163,6 +163,7 @@
           <w:docPartUnique/>
         </w:docPartObj>
       </w:sdtPr>
+      <w:sdtEndPr/>
       <w:sdtContent>
         <w:p>
           <w:pPr>
@@ -421,6 +422,43 @@
         <w:t>Esteban Toro</w:t>
       </w:r>
     </w:p>
+    <w:p>
+      <w:pPr>
+        <w:rPr>
+          <w:lang w:val="es-CL"/>
+        </w:rPr>
+      </w:pPr>
+      <w:r>
+        <w:rPr>
+          <w:lang w:val="es-CL"/>
+        </w:rPr>
+        <w:t>Considero que el proyecto va avanzando como deberia</w:t>
+      </w:r>
+      <w:r>
+        <w:rPr>
+          <w:lang w:val="es-CL"/>
+        </w:rPr>
+        <w:t>. Desplegamos el backend y la base de datos en un servidor en la nube, generamos la aplicación móvil para Android conectada a ese servidor e implementamos las notificaciones push mediante Firebase Cloud Messaging. También incorpor</w:t>
+      </w:r>
+      <w:r>
+        <w:rPr>
+          <w:lang w:val="es-CL"/>
+        </w:rPr>
+        <w:t>amos</w:t>
+      </w:r>
+      <w:r>
+        <w:rPr>
+          <w:lang w:val="es-CL"/>
+        </w:rPr>
+        <w:t xml:space="preserve"> la priorización de solicitudes por urgencia, la disponibilidad del personal de soporte y filtros en su panel de gestión. Con esto, el flujo principal funciona de punta a punta: el docente escanea el código QR de la sala, envía su solicitud y el personal correspondiente la recibe ordenada por urgencia, con aviso en su dispositivo.</w:t>
+      </w:r>
+      <w:r>
+        <w:rPr>
+          <w:lang w:val="es-CL"/>
+        </w:rPr>
+        <w:t xml:space="preserve"> Por todo esto consider que todo va avanzando al ritmo que deberia</w:t>
+      </w:r>
+    </w:p>
     <w:p/>
     <w:p>
       <w:pPr>
@@ -441,6 +479,7 @@
     <w:p/>
     <w:p>
       <w:r>
+        <w:lastRenderedPageBreak/>
         <w:t>En cuanto a la organización del equipo, considero que hemos funcionado muy bien, con una buena coordinación, comunicación y ambiente. Todo nos ayudamos y apoyamos para alcanzar los objetivos semanales.</w:t>
       </w:r>
     </w:p>
@@ -1245,7 +1284,6 @@
   <w:style w:type="character" w:default="1" w:styleId="Fuentedeprrafopredeter">
     <w:name w:val="Default Paragraph Font"/>
     <w:uiPriority w:val="1"/>
-    <w:semiHidden/>
     <w:unhideWhenUsed/>
   </w:style>
   <w:style w:type="table" w:default="1" w:styleId="Tablanormal">

--- a/Fase_2/Evidencias-Grupales/2.3_APT122_FormativaAvance Fase2.docx
+++ b/Fase_2/Evidencias-Grupales/2.3_APT122_FormativaAvance Fase2.docx
@@ -163,7 +163,6 @@
           <w:docPartUnique/>
         </w:docPartObj>
       </w:sdtPr>
-      <w:sdtEndPr/>
       <w:sdtContent>
         <w:p>
           <w:pPr>
@@ -277,20 +276,38 @@
       </w:pPr>
       <w:bookmarkStart w:id="7" w:name="_heading=h.gigvmowyx46m" w:colFirst="0" w:colLast="0"/>
       <w:bookmarkEnd w:id="7"/>
+      <w:proofErr w:type="spellStart"/>
       <w:r>
         <w:lastRenderedPageBreak/>
         <w:t>Abstract</w:t>
       </w:r>
-    </w:p>
-    <w:p>
-      <w:r>
-        <w:t>El siguiente informe toma en consideración el desarrollo del proyecto capstone que nuestro equipo actualmente se encuentra desarrollando, durante el segundo semestre de 2026.</w:t>
+      <w:proofErr w:type="spellEnd"/>
+    </w:p>
+    <w:p>
+      <w:r>
+        <w:t xml:space="preserve">El siguiente informe toma en consideración el desarrollo del proyecto </w:t>
+      </w:r>
+      <w:proofErr w:type="spellStart"/>
+      <w:r>
+        <w:t>capstone</w:t>
+      </w:r>
+      <w:proofErr w:type="spellEnd"/>
+      <w:r>
+        <w:t xml:space="preserve"> que nuestro equipo actualmente se encuentra desarrollando, durante el segundo semestre de 2026.</w:t>
       </w:r>
     </w:p>
     <w:p/>
     <w:p>
       <w:r>
-        <w:t>Este informe busca detallar el desarrollo del proyecto, en relación a cómo ha evolucionado desde la fase 1 hasta la actual fase 2. Para ello, se analiza la propuesta, los ajustes que se han tenido que realizar y cómo estos se relacionan con el rubro de ingeniería y sus competencias.</w:t>
+        <w:t xml:space="preserve">Este informe busca detallar el desarrollo del proyecto, </w:t>
+      </w:r>
+      <w:proofErr w:type="gramStart"/>
+      <w:r>
+        <w:t>en relación a</w:t>
+      </w:r>
+      <w:proofErr w:type="gramEnd"/>
+      <w:r>
+        <w:t xml:space="preserve"> cómo ha evolucionado desde la fase 1 hasta la actual fase 2. Para ello, se analiza la propuesta, los ajustes que se han tenido que realizar y cómo estos se relacionan con el rubro de ingeniería y sus competencias.</w:t>
       </w:r>
     </w:p>
     <w:p/>
@@ -311,7 +328,15 @@
     </w:p>
     <w:p>
       <w:r>
-        <w:t>A continuación, se detalla el desarrollo en relación al rubro de la ingeniería, haciendo referencia al perfil de egreso y sus competencias.</w:t>
+        <w:t xml:space="preserve">A continuación, se detalla el desarrollo </w:t>
+      </w:r>
+      <w:proofErr w:type="gramStart"/>
+      <w:r>
+        <w:t>en relación al</w:t>
+      </w:r>
+      <w:proofErr w:type="gramEnd"/>
+      <w:r>
+        <w:t xml:space="preserve"> rubro de la ingeniería, haciendo referencia al perfil de egreso y sus competencias.</w:t>
       </w:r>
     </w:p>
     <w:p/>
@@ -329,26 +354,58 @@
     <w:p/>
     <w:p>
       <w:r>
-        <w:t>Según los resultados que obtenemos cada semana y nuestra conclusiones como equipo, tomamos la decisión de realizar cambios a la aplicación o considerar el módulo o funcionalidad como aprobada. El proyecto se encuentra en una constante fase de validación.</w:t>
+        <w:t xml:space="preserve">Según los resultados que obtenemos cada semana y </w:t>
+      </w:r>
+      <w:proofErr w:type="gramStart"/>
+      <w:r>
+        <w:t>nuestra conclusiones</w:t>
+      </w:r>
+      <w:proofErr w:type="gramEnd"/>
+      <w:r>
+        <w:t xml:space="preserve"> como equipo, tomamos la decisión de realizar cambios a la aplicación o considerar el módulo o funcionalidad como aprobada. El proyecto se encuentra en una constante fase de validación.</w:t>
       </w:r>
     </w:p>
     <w:p/>
     <w:p>
       <w:r>
         <w:lastRenderedPageBreak/>
-        <w:t>Hasta ahora, los cambios realizados al proyecto son mínimos, ya que el alcance de nuestro proyecto y los resultados obtenidos con cada iteración, en relación a este alcance, son exitosos.</w:t>
+        <w:t xml:space="preserve">Hasta ahora, los cambios realizados al proyecto son mínimos, ya que el alcance de nuestro proyecto y los resultados obtenidos con cada iteración, </w:t>
+      </w:r>
+      <w:proofErr w:type="gramStart"/>
+      <w:r>
+        <w:t>en relación a</w:t>
+      </w:r>
+      <w:proofErr w:type="gramEnd"/>
+      <w:r>
+        <w:t xml:space="preserve"> este alcance, son exitosos.</w:t>
       </w:r>
     </w:p>
     <w:p/>
     <w:p>
       <w:r>
-        <w:t>2. Gestionar proyectos informáticos, ofreciendo alternativas para la toma de decisiones de acuerdo a los requerimientos de la organización.</w:t>
+        <w:t xml:space="preserve">2. Gestionar proyectos informáticos, ofreciendo alternativas para la toma de decisiones </w:t>
+      </w:r>
+      <w:proofErr w:type="gramStart"/>
+      <w:r>
+        <w:t>de acuerdo a</w:t>
+      </w:r>
+      <w:proofErr w:type="gramEnd"/>
+      <w:r>
+        <w:t xml:space="preserve"> los requerimientos de la organización.</w:t>
       </w:r>
     </w:p>
     <w:p/>
     <w:p>
       <w:r>
-        <w:t>Nuestra metodología de gestión ágil nos ha permitido cierto nivel de flexibilidad a la hora de dividir responsabilidades dentro del proyecto, y esto toma relevancia al momento de considerar alternativas en la toma de decisiones, según los requerimientos que se presentan en el momento, esto puede ser el feedback de nuestro docente guía tras una sesión semanal de validación, como también ideas nuevas que anteriormente no habíamos tomado en cuenta.</w:t>
+        <w:t xml:space="preserve">Nuestra metodología de gestión ágil nos ha permitido cierto nivel de flexibilidad a la hora de dividir responsabilidades dentro del proyecto, y esto toma relevancia al momento de considerar alternativas en la toma de decisiones, según los requerimientos que se presentan en el momento, esto puede ser el </w:t>
+      </w:r>
+      <w:proofErr w:type="spellStart"/>
+      <w:r>
+        <w:t>feedback</w:t>
+      </w:r>
+      <w:proofErr w:type="spellEnd"/>
+      <w:r>
+        <w:t xml:space="preserve"> de nuestro docente guía tras una sesión semanal de validación, como también ideas nuevas que anteriormente no habíamos tomado en cuenta.</w:t>
       </w:r>
     </w:p>
     <w:p/>
@@ -360,19 +417,51 @@
     <w:p/>
     <w:p>
       <w:r>
-        <w:t>3. Construir modelos de datos para soportar los requerimientos de la organización de acuerdo a un diseño definido y escalable en el tiempo.</w:t>
+        <w:t xml:space="preserve">3. Construir modelos de datos para soportar los requerimientos de la organización </w:t>
+      </w:r>
+      <w:proofErr w:type="gramStart"/>
+      <w:r>
+        <w:t>de acuerdo a</w:t>
+      </w:r>
+      <w:proofErr w:type="gramEnd"/>
+      <w:r>
+        <w:t xml:space="preserve"> un diseño definido y escalable en el tiempo.</w:t>
       </w:r>
     </w:p>
     <w:p/>
     <w:p>
       <w:r>
-        <w:t>Un cambio importante que ocurrió en relación a la primera propuesta de nuestro proyecto, es la escala de la solución. Inicialmente, nuestro equipo tenía como objetivo implementar nuestro proyecto en una sede individual de la institución Duoc UC, pero a medida que la aplicación evoluciona se ha tomado en consideración la posibilidad de realizar la implementación en múltiples sedes.</w:t>
+        <w:t xml:space="preserve">Un cambio importante que ocurrió </w:t>
+      </w:r>
+      <w:proofErr w:type="gramStart"/>
+      <w:r>
+        <w:t>en relación a</w:t>
+      </w:r>
+      <w:proofErr w:type="gramEnd"/>
+      <w:r>
+        <w:t xml:space="preserve"> la primera propuesta de nuestro </w:t>
+      </w:r>
+      <w:proofErr w:type="gramStart"/>
+      <w:r>
+        <w:t>proyecto,</w:t>
+      </w:r>
+      <w:proofErr w:type="gramEnd"/>
+      <w:r>
+        <w:t xml:space="preserve"> es la escala de la solución. Inicialmente, nuestro equipo tenía como objetivo implementar nuestro proyecto en una sede individual de la institución Duoc UC, pero a medida que la aplicación evoluciona se ha tomado en consideración la posibilidad de realizar la implementación en múltiples sedes.</w:t>
       </w:r>
     </w:p>
     <w:p/>
     <w:p>
       <w:r>
-        <w:t>Esto implica una escalabilidad mucho más ambiciosa, que ya diseñando en nuestro modelos de base de datos, para estar listos ante la posibilidad de realizar este cambio.</w:t>
+        <w:t xml:space="preserve">Esto implica una escalabilidad mucho más ambiciosa, que ya diseñando en </w:t>
+      </w:r>
+      <w:proofErr w:type="gramStart"/>
+      <w:r>
+        <w:t>nuestro modelos</w:t>
+      </w:r>
+      <w:proofErr w:type="gramEnd"/>
+      <w:r>
+        <w:t xml:space="preserve"> de base de datos, para estar listos ante la posibilidad de realizar este cambio.</w:t>
       </w:r>
     </w:p>
     <w:p/>
@@ -385,7 +474,15 @@
     <w:p/>
     <w:p>
       <w:r>
-        <w:t>La principal técnica empleada hasta ahora, son los daily scrum, en el cual registramos los avances realizados y objetivos que buscamos cumplir diariamente. Esto va de la mano con reuniones constantes para discutir el desarrollo y qué ajustes son necesarios, si se encuentran problemas.</w:t>
+        <w:t xml:space="preserve">La principal técnica empleada hasta ahora, son los </w:t>
+      </w:r>
+      <w:proofErr w:type="spellStart"/>
+      <w:r>
+        <w:t>daily</w:t>
+      </w:r>
+      <w:proofErr w:type="spellEnd"/>
+      <w:r>
+        <w:t xml:space="preserve"> scrum, en el cual registramos los avances realizados y objetivos que buscamos cumplir diariamente. Esto va de la mano con reuniones constantes para discutir el desarrollo y qué ajustes son necesarios, si se encuentran problemas.</w:t>
       </w:r>
     </w:p>
     <w:p/>
@@ -410,6 +507,60 @@
         <w:t>Álvaro Araya</w:t>
       </w:r>
     </w:p>
+    <w:p>
+      <w:pPr>
+        <w:rPr>
+          <w:lang w:val="es-CL"/>
+        </w:rPr>
+      </w:pPr>
+      <w:r>
+        <w:rPr>
+          <w:lang w:val="es-CL"/>
+        </w:rPr>
+        <w:t>Durante esta segunda fase, considero que hemos logrado avances importantes en el SGCP. Mi principal aporte ha sido el desarrollo del módulo de soporte, implementando la gestión de solicitudes, cambios de estado y reportes de atención. También participé en mejoras relacionadas con la autenticación y los roles de usuario.</w:t>
+      </w:r>
+    </w:p>
+    <w:p>
+      <w:pPr>
+        <w:rPr>
+          <w:lang w:val="es-CL"/>
+        </w:rPr>
+      </w:pPr>
+      <w:r>
+        <w:rPr>
+          <w:lang w:val="es-CL"/>
+        </w:rPr>
+        <w:t xml:space="preserve">En lo personal, este proyecto me ha permitido fortalecer mis conocimientos sobre </w:t>
+      </w:r>
+      <w:proofErr w:type="spellStart"/>
+      <w:r>
+        <w:rPr>
+          <w:lang w:val="es-CL"/>
+        </w:rPr>
+        <w:t>frontend</w:t>
+      </w:r>
+      <w:proofErr w:type="spellEnd"/>
+      <w:r>
+        <w:rPr>
+          <w:lang w:val="es-CL"/>
+        </w:rPr>
+        <w:t xml:space="preserve">, </w:t>
+      </w:r>
+      <w:proofErr w:type="spellStart"/>
+      <w:r>
+        <w:rPr>
+          <w:lang w:val="es-CL"/>
+        </w:rPr>
+        <w:t>backend</w:t>
+      </w:r>
+      <w:proofErr w:type="spellEnd"/>
+      <w:r>
+        <w:rPr>
+          <w:lang w:val="es-CL"/>
+        </w:rPr>
+        <w:t xml:space="preserve"> y bases de datos. Aunque todavía tengo aspectos técnicos por mejorar, valoro el aprendizaje adquirido, la colaboración con mis compañeros y nuestro compromiso con los objetivos establecidos.</w:t>
+      </w:r>
+    </w:p>
     <w:p/>
     <w:p>
       <w:pPr>
@@ -432,13 +583,77 @@
         <w:rPr>
           <w:lang w:val="es-CL"/>
         </w:rPr>
-        <w:t>Considero que el proyecto va avanzando como deberia</w:t>
-      </w:r>
-      <w:r>
-        <w:rPr>
-          <w:lang w:val="es-CL"/>
-        </w:rPr>
-        <w:t>. Desplegamos el backend y la base de datos en un servidor en la nube, generamos la aplicación móvil para Android conectada a ese servidor e implementamos las notificaciones push mediante Firebase Cloud Messaging. También incorpor</w:t>
+        <w:t xml:space="preserve">Considero que el proyecto va avanzando como </w:t>
+      </w:r>
+      <w:proofErr w:type="spellStart"/>
+      <w:r>
+        <w:rPr>
+          <w:lang w:val="es-CL"/>
+        </w:rPr>
+        <w:t>deberia</w:t>
+      </w:r>
+      <w:proofErr w:type="spellEnd"/>
+      <w:r>
+        <w:rPr>
+          <w:lang w:val="es-CL"/>
+        </w:rPr>
+        <w:t xml:space="preserve">. Desplegamos el </w:t>
+      </w:r>
+      <w:proofErr w:type="spellStart"/>
+      <w:r>
+        <w:rPr>
+          <w:lang w:val="es-CL"/>
+        </w:rPr>
+        <w:t>backend</w:t>
+      </w:r>
+      <w:proofErr w:type="spellEnd"/>
+      <w:r>
+        <w:rPr>
+          <w:lang w:val="es-CL"/>
+        </w:rPr>
+        <w:t xml:space="preserve"> y la base de datos en un servidor en la nube, generamos la aplicación móvil para Android conectada a ese servidor e implementamos las notificaciones </w:t>
+      </w:r>
+      <w:proofErr w:type="spellStart"/>
+      <w:r>
+        <w:rPr>
+          <w:lang w:val="es-CL"/>
+        </w:rPr>
+        <w:t>push</w:t>
+      </w:r>
+      <w:proofErr w:type="spellEnd"/>
+      <w:r>
+        <w:rPr>
+          <w:lang w:val="es-CL"/>
+        </w:rPr>
+        <w:t xml:space="preserve"> mediante </w:t>
+      </w:r>
+      <w:proofErr w:type="spellStart"/>
+      <w:r>
+        <w:rPr>
+          <w:lang w:val="es-CL"/>
+        </w:rPr>
+        <w:t>Firebase</w:t>
+      </w:r>
+      <w:proofErr w:type="spellEnd"/>
+      <w:r>
+        <w:rPr>
+          <w:lang w:val="es-CL"/>
+        </w:rPr>
+        <w:t xml:space="preserve"> Cloud </w:t>
+      </w:r>
+      <w:proofErr w:type="spellStart"/>
+      <w:r>
+        <w:rPr>
+          <w:lang w:val="es-CL"/>
+        </w:rPr>
+        <w:t>Messaging</w:t>
+      </w:r>
+      <w:proofErr w:type="spellEnd"/>
+      <w:r>
+        <w:rPr>
+          <w:lang w:val="es-CL"/>
+        </w:rPr>
+        <w:t>. También incorpor</w:t>
       </w:r>
       <w:r>
         <w:rPr>
@@ -450,14 +665,43 @@
         <w:rPr>
           <w:lang w:val="es-CL"/>
         </w:rPr>
-        <w:t xml:space="preserve"> la priorización de solicitudes por urgencia, la disponibilidad del personal de soporte y filtros en su panel de gestión. Con esto, el flujo principal funciona de punta a punta: el docente escanea el código QR de la sala, envía su solicitud y el personal correspondiente la recibe ordenada por urgencia, con aviso en su dispositivo.</w:t>
-      </w:r>
-      <w:r>
-        <w:rPr>
-          <w:lang w:val="es-CL"/>
-        </w:rPr>
-        <w:t xml:space="preserve"> Por todo esto consider que todo va avanzando al ritmo que deberia</w:t>
-      </w:r>
+        <w:t xml:space="preserve"> la priorización de solicitudes por urgencia, la disponibilidad del personal de soporte y filtros en su panel de gestión. Con esto, el flujo principal funciona de punta a punta: el docente escanea el código QR de la sala, envía su solicitud y el personal correspondiente </w:t>
+      </w:r>
+      <w:r>
+        <w:rPr>
+          <w:lang w:val="es-CL"/>
+        </w:rPr>
+        <w:lastRenderedPageBreak/>
+        <w:t>la recibe ordenada por urgencia, con aviso en su dispositivo.</w:t>
+      </w:r>
+      <w:r>
+        <w:rPr>
+          <w:lang w:val="es-CL"/>
+        </w:rPr>
+        <w:t xml:space="preserve"> Por todo esto </w:t>
+      </w:r>
+      <w:proofErr w:type="spellStart"/>
+      <w:r>
+        <w:rPr>
+          <w:lang w:val="es-CL"/>
+        </w:rPr>
+        <w:t>consider</w:t>
+      </w:r>
+      <w:proofErr w:type="spellEnd"/>
+      <w:r>
+        <w:rPr>
+          <w:lang w:val="es-CL"/>
+        </w:rPr>
+        <w:t xml:space="preserve"> que todo va avanzando al ritmo que </w:t>
+      </w:r>
+      <w:proofErr w:type="spellStart"/>
+      <w:r>
+        <w:rPr>
+          <w:lang w:val="es-CL"/>
+        </w:rPr>
+        <w:t>deberia</w:t>
+      </w:r>
+      <w:proofErr w:type="spellEnd"/>
     </w:p>
     <w:p/>
     <w:p>
@@ -479,7 +723,6 @@
     <w:p/>
     <w:p>
       <w:r>
-        <w:lastRenderedPageBreak/>
         <w:t>En cuanto a la organización del equipo, considero que hemos funcionado muy bien, con una buena coordinación, comunicación y ambiente. Todo nos ayudamos y apoyamos para alcanzar los objetivos semanales.</w:t>
       </w:r>
     </w:p>
@@ -510,10 +753,10 @@
       </w:r>
     </w:p>
     <w:sectPr>
-      <w:headerReference w:type="default" r:id="rId7"/>
-      <w:footerReference w:type="default" r:id="rId8"/>
-      <w:headerReference w:type="first" r:id="rId9"/>
-      <w:footerReference w:type="first" r:id="rId10"/>
+      <w:headerReference w:type="default" r:id="rId8"/>
+      <w:footerReference w:type="default" r:id="rId9"/>
+      <w:headerReference w:type="first" r:id="rId10"/>
+      <w:footerReference w:type="first" r:id="rId11"/>
       <w:pgSz w:w="11909" w:h="16834"/>
       <w:pgMar w:top="1440" w:right="1440" w:bottom="1440" w:left="1440" w:header="720" w:footer="720" w:gutter="0"/>
       <w:pgNumType w:start="1"/>
@@ -764,6 +1007,10 @@
     </w:r>
   </w:p>
 </w:hdr>
+</file>
+
+<file path=word/numbering.xml><?xml version="1.0" encoding="utf-8"?>
+<w:numbering xmlns:wpc="http://schemas.microsoft.com/office/word/2010/wordprocessingCanvas" xmlns:cx="http://schemas.microsoft.com/office/drawing/2014/chartex" xmlns:cx1="http://schemas.microsoft.com/office/drawing/2015/9/8/chartex" xmlns:cx2="http://schemas.microsoft.com/office/drawing/2015/10/21/chartex" xmlns:cx3="http://schemas.microsoft.com/office/drawing/2016/5/9/chartex" xmlns:cx4="http://schemas.microsoft.com/office/drawing/2016/5/10/chartex" xmlns:cx5="http://schemas.microsoft.com/office/drawing/2016/5/11/chartex" xmlns:cx6="http://schemas.microsoft.com/office/drawing/2016/5/12/chartex" xmlns:cx7="http://schemas.microsoft.com/office/drawing/2016/5/13/chartex" xmlns:cx8="http://schemas.microsoft.com/office/drawing/2016/5/14/chartex" xmlns:mc="http://schemas.openxmlformats.org/markup-compatibility/2006" xmlns:aink="http://schemas.microsoft.com/office/drawing/2016/ink" xmlns:am3d="http://schemas.microsoft.com/office/drawing/2017/model3d" xmlns:o="urn:schemas-microsoft-com:office:office" xmlns:oel="http://schemas.microsoft.com/office/2019/extlst" xmlns:r="http://schemas.openxmlformats.org/officeDocument/2006/relationships" xmlns:m="http://schemas.openxmlformats.org/officeDocument/2006/math" xmlns:v="urn:schemas-microsoft-com:vml" xmlns:wp14="http://schemas.microsoft.com/office/word/2010/wordprocessingDrawing" xmlns:wp="http://schemas.openxmlformats.org/drawingml/2006/wordprocessingDrawing" xmlns:w10="urn:schemas-microsoft-com:office:word" xmlns:w="http://schemas.openxmlformats.org/wordprocessingml/2006/main" xmlns:w14="http://schemas.microsoft.com/office/word/2010/wordml" xmlns:w15="http://schemas.microsoft.com/office/word/2012/wordml" xmlns:w16cex="http://schemas.microsoft.com/office/word/2018/wordml/cex" xmlns:w16cid="http://schemas.microsoft.com/office/word/2016/wordml/cid" xmlns:w16="http://schemas.microsoft.com/office/word/2018/wordml" xmlns:w16du="http://schemas.microsoft.com/office/word/2023/wordml/word16du" xmlns:w16sdtdh="http://schemas.microsoft.com/office/word/2020/wordml/sdtdatahash" xmlns:w16sdtfl="http://schemas.microsoft.com/office/word/2024/wordml/sdtformatlock" xmlns:w16se="http://schemas.microsoft.com/office/word/2015/wordml/symex" xmlns:wpg="http://schemas.microsoft.com/office/word/2010/wordprocessingGroup" xmlns:wpi="http://schemas.microsoft.com/office/word/2010/wordprocessingInk" xmlns:wne="http://schemas.microsoft.com/office/word/2006/wordml" xmlns:wps="http://schemas.microsoft.com/office/word/2010/wordprocessingShape" mc:Ignorable="w14 w15 w16se w16cid w16 w16cex w16sdtdh w16sdtfl w16du wp14"/>
 </file>
 
 <file path=word/styles.xml><?xml version="1.0" encoding="utf-8"?>
@@ -1289,8 +1536,6 @@
   <w:style w:type="table" w:default="1" w:styleId="Tablanormal">
     <w:name w:val="Normal Table"/>
     <w:uiPriority w:val="99"/>
-    <w:semiHidden/>
-    <w:unhideWhenUsed/>
     <w:tblPr>
       <w:tblInd w:w="0" w:type="dxa"/>
       <w:tblCellMar>
@@ -1420,6 +1665,54 @@
       <w:tblStyleRowBandSize w:val="1"/>
       <w:tblStyleColBandSize w:val="1"/>
     </w:tblPr>
+  </w:style>
+  <w:style w:type="paragraph" w:styleId="Encabezado">
+    <w:name w:val="header"/>
+    <w:basedOn w:val="Normal"/>
+    <w:link w:val="EncabezadoCar"/>
+    <w:uiPriority w:val="99"/>
+    <w:semiHidden/>
+    <w:unhideWhenUsed/>
+    <w:rsid w:val="004D193F"/>
+    <w:pPr>
+      <w:tabs>
+        <w:tab w:val="center" w:pos="4419"/>
+        <w:tab w:val="right" w:pos="8838"/>
+      </w:tabs>
+      <w:spacing w:line="240" w:lineRule="auto"/>
+    </w:pPr>
+  </w:style>
+  <w:style w:type="character" w:customStyle="1" w:styleId="EncabezadoCar">
+    <w:name w:val="Encabezado Car"/>
+    <w:basedOn w:val="Fuentedeprrafopredeter"/>
+    <w:link w:val="Encabezado"/>
+    <w:uiPriority w:val="99"/>
+    <w:semiHidden/>
+    <w:rsid w:val="004D193F"/>
+  </w:style>
+  <w:style w:type="paragraph" w:styleId="Piedepgina">
+    <w:name w:val="footer"/>
+    <w:basedOn w:val="Normal"/>
+    <w:link w:val="PiedepginaCar"/>
+    <w:uiPriority w:val="99"/>
+    <w:semiHidden/>
+    <w:unhideWhenUsed/>
+    <w:rsid w:val="004D193F"/>
+    <w:pPr>
+      <w:tabs>
+        <w:tab w:val="center" w:pos="4419"/>
+        <w:tab w:val="right" w:pos="8838"/>
+      </w:tabs>
+      <w:spacing w:line="240" w:lineRule="auto"/>
+    </w:pPr>
+  </w:style>
+  <w:style w:type="character" w:customStyle="1" w:styleId="PiedepginaCar">
+    <w:name w:val="Pie de página Car"/>
+    <w:basedOn w:val="Fuentedeprrafopredeter"/>
+    <w:link w:val="Piedepgina"/>
+    <w:uiPriority w:val="99"/>
+    <w:semiHidden/>
+    <w:rsid w:val="004D193F"/>
   </w:style>
 </w:styles>
 </file>
